--- a/testakten/gesellschaftsrecht-legal-english-frankfurt-startup/14-board-und-consent-matters-mapping-de-en.docx
+++ b/testakten/gesellschaftsrecht-legal-english-frankfurt-startup/14-board-und-consent-matters-mapping-de-en.docx
@@ -19,13 +19,13 @@
         <w:t xml:space="preserve">Internes Arbeitsdokument für das Mapping der Term-Sheet-Klausel „Investor Director Approval” in die deutsche GmbH-Welt. Wird in Datei 11 mehrfach referenziert.</w:t>
       </w:r>
     </w:p>
-    <w:bookmarkStart w:id="20" w:name="lernziel"/>
+    <w:bookmarkStart w:id="20" w:name="ausgangspunkt"/>
     <w:p>
       <w:pPr>
         <w:pStyle w:val="Heading2"/>
       </w:pPr>
       <w:r>
-        <w:t xml:space="preserve">Lernziel</w:t>
+        <w:t xml:space="preserve">Ausgangspunkt</w:t>
       </w:r>
     </w:p>
     <w:p>
@@ -56,7 +56,7 @@
         <w:t xml:space="preserve">kein Board</w:t>
       </w:r>
       <w:r>
-        <w:t xml:space="preserve">. Wir müssen jede Klausel in</w:t>
+        <w:t xml:space="preserve">. Jede Klausel ist deshalb in</w:t>
       </w:r>
       <w:r>
         <w:t xml:space="preserve"> </w:t>
@@ -72,7 +72,7 @@
         <w:t xml:space="preserve"> </w:t>
       </w:r>
       <w:r>
-        <w:t xml:space="preserve">denken: (a) Geschäftsführung, (b) Gesellschafterversammlung, (c) Beirat (sofern installiert und mit Kompetenzen versehen).</w:t>
+        <w:t xml:space="preserve">zu denken: (a) Geschäftsführung, (b) Gesellschafterversammlung, (c) Beirat (sofern installiert und mit Kompetenzen versehen).</w:t>
       </w:r>
     </w:p>
     <w:bookmarkEnd w:id="20"/>
